--- a/blog-module/blog-entries/20260314W/spq.docx
+++ b/blog-module/blog-entries/20260314W/spq.docx
@@ -12,7 +12,7 @@
         <w:rPr>
           <w:lang w:val="de-DE"/>
         </w:rPr>
-        <w:t>Random</w:t>
+        <w:t>Historical</w:t>
       </w:r>
       <w:r>
         <w:rPr>
@@ -24,7 +24,7 @@
         <w:rPr>
           <w:lang w:val="de-DE"/>
         </w:rPr>
-        <w:t>Misc</w:t>
+        <w:t>Sauber</w:t>
       </w:r>
     </w:p>
     <w:p>
@@ -47,19 +47,11 @@
           <w:lang w:val="de-DE"/>
         </w:rPr>
       </w:pPr>
-      <w:proofErr w:type="spellStart"/>
       <w:r>
         <w:rPr>
           <w:lang w:val="el-GR"/>
         </w:rPr>
-        <w:t>Φακελος</w:t>
-      </w:r>
-      <w:proofErr w:type="spellEnd"/>
-      <w:r>
-        <w:rPr>
-          <w:lang w:val="el-GR"/>
-        </w:rPr>
-        <w:t xml:space="preserve"> </w:t>
+        <w:t xml:space="preserve">Φακελος </w:t>
       </w:r>
       <w:r>
         <w:rPr>
@@ -106,9 +98,20 @@
           <w:lang w:val="el-GR" w:eastAsia="el-GR"/>
           <w14:ligatures w14:val="none"/>
         </w:rPr>
-        <w:t xml:space="preserve">Η </w:t>
+        <w:t>Η Sauber C22 ήταν το μονοθέσιο της Sauber για το πρωτάθλημα  του 2003. Ήταν ένα από τα πιο αναγνωρίσιμα  μονοθέσια της εποχής, κυρίως λόγω της ιδιαίτερης αεροδυναμικής της και της συνεργασίας με τη Ferrari.</w:t>
       </w:r>
-      <w:proofErr w:type="spellStart"/>
+    </w:p>
+    <w:p>
+      <w:pPr>
+        <w:spacing w:after="0" w:line="240" w:lineRule="auto"/>
+        <w:rPr>
+          <w:rFonts w:ascii="Aptos" w:eastAsia="Times New Roman" w:hAnsi="Aptos" w:cs="Times New Roman"/>
+          <w:color w:val="212121"/>
+          <w:kern w:val="0"/>
+          <w:lang w:val="el-GR" w:eastAsia="el-GR"/>
+          <w14:ligatures w14:val="none"/>
+        </w:rPr>
+      </w:pPr>
       <w:r>
         <w:rPr>
           <w:rFonts w:ascii="Aptos" w:eastAsia="Times New Roman" w:hAnsi="Aptos" w:cs="Times New Roman"/>
@@ -117,9 +120,32 @@
           <w:lang w:val="el-GR" w:eastAsia="el-GR"/>
           <w14:ligatures w14:val="none"/>
         </w:rPr>
-        <w:t>Sauber</w:t>
+        <w:t>Με οδηγούς τον μπαρουτοκαπνισμενο Heinz-Harald Frentzen και τον ταλαντούχο Nick Heidfeld, έκανε μια αξιοπρεπέστατη σεζόν κατακτώντας την  6η θέση στους κατασκευαστές.</w:t>
       </w:r>
-      <w:proofErr w:type="spellEnd"/>
+    </w:p>
+    <w:p>
+      <w:pPr>
+        <w:spacing w:after="0" w:line="240" w:lineRule="auto"/>
+        <w:rPr>
+          <w:rFonts w:ascii="Aptos" w:eastAsia="Times New Roman" w:hAnsi="Aptos" w:cs="Times New Roman"/>
+          <w:color w:val="212121"/>
+          <w:kern w:val="0"/>
+          <w:lang w:val="el-GR" w:eastAsia="el-GR"/>
+          <w14:ligatures w14:val="none"/>
+        </w:rPr>
+      </w:pPr>
+    </w:p>
+    <w:p>
+      <w:pPr>
+        <w:spacing w:after="0" w:line="240" w:lineRule="auto"/>
+        <w:rPr>
+          <w:rFonts w:ascii="Aptos" w:eastAsia="Times New Roman" w:hAnsi="Aptos" w:cs="Times New Roman"/>
+          <w:color w:val="212121"/>
+          <w:kern w:val="0"/>
+          <w:lang w:val="el-GR" w:eastAsia="el-GR"/>
+          <w14:ligatures w14:val="none"/>
+        </w:rPr>
+      </w:pPr>
       <w:r>
         <w:rPr>
           <w:rFonts w:ascii="Aptos" w:eastAsia="Times New Roman" w:hAnsi="Aptos" w:cs="Times New Roman"/>
@@ -128,9 +154,20 @@
           <w:lang w:val="el-GR" w:eastAsia="el-GR"/>
           <w14:ligatures w14:val="none"/>
         </w:rPr>
-        <w:t xml:space="preserve"> C22 ήταν το μονοθέσιο της </w:t>
+        <w:t>Η C22 όπως λεγόταν και το μονοθέσιο είχε διπλό keel στην ανάρτηση δλδ 2 ξεχωριστούς υποστηρικτικούς άξονες στην ανάρτηση.</w:t>
       </w:r>
-      <w:proofErr w:type="spellStart"/>
+    </w:p>
+    <w:p>
+      <w:pPr>
+        <w:spacing w:after="0" w:line="240" w:lineRule="auto"/>
+        <w:rPr>
+          <w:rFonts w:ascii="Aptos" w:eastAsia="Times New Roman" w:hAnsi="Aptos" w:cs="Times New Roman"/>
+          <w:color w:val="212121"/>
+          <w:kern w:val="0"/>
+          <w:lang w:val="el-GR" w:eastAsia="el-GR"/>
+          <w14:ligatures w14:val="none"/>
+        </w:rPr>
+      </w:pPr>
       <w:r>
         <w:rPr>
           <w:rFonts w:ascii="Aptos" w:eastAsia="Times New Roman" w:hAnsi="Aptos" w:cs="Times New Roman"/>
@@ -139,9 +176,32 @@
           <w:lang w:val="el-GR" w:eastAsia="el-GR"/>
           <w14:ligatures w14:val="none"/>
         </w:rPr>
-        <w:t>Sauber</w:t>
+        <w:t>Αυτό θεωρητικά βελτίωνε τη ροή αέρα προς το πάτωμα αλλά έκανε την ανάρτηση πιο δύσκολη στο setup.</w:t>
       </w:r>
-      <w:proofErr w:type="spellEnd"/>
+    </w:p>
+    <w:p>
+      <w:pPr>
+        <w:spacing w:after="0" w:line="240" w:lineRule="auto"/>
+        <w:rPr>
+          <w:rFonts w:ascii="Aptos" w:eastAsia="Times New Roman" w:hAnsi="Aptos" w:cs="Times New Roman"/>
+          <w:color w:val="212121"/>
+          <w:kern w:val="0"/>
+          <w:lang w:val="el-GR" w:eastAsia="el-GR"/>
+          <w14:ligatures w14:val="none"/>
+        </w:rPr>
+      </w:pPr>
+    </w:p>
+    <w:p>
+      <w:pPr>
+        <w:spacing w:after="0" w:line="240" w:lineRule="auto"/>
+        <w:rPr>
+          <w:rFonts w:ascii="Aptos" w:eastAsia="Times New Roman" w:hAnsi="Aptos" w:cs="Times New Roman"/>
+          <w:color w:val="212121"/>
+          <w:kern w:val="0"/>
+          <w:lang w:val="el-GR" w:eastAsia="el-GR"/>
+          <w14:ligatures w14:val="none"/>
+        </w:rPr>
+      </w:pPr>
       <w:r>
         <w:rPr>
           <w:rFonts w:ascii="Aptos" w:eastAsia="Times New Roman" w:hAnsi="Aptos" w:cs="Times New Roman"/>
@@ -150,9 +210,20 @@
           <w:lang w:val="el-GR" w:eastAsia="el-GR"/>
           <w14:ligatures w14:val="none"/>
         </w:rPr>
-        <w:t xml:space="preserve"> για το πρωτάθλημα  του 2003. Ήταν ένα από τα πιο αναγνωρίσιμα  μονοθέσια της εποχής, κυρίως λόγω της ιδιαίτερης αεροδυναμικής της και της συνεργασίας με τη </w:t>
+        <w:t>Ο κινητήρας  του μονοθεσίου ήταν ουσιαστικά ο περσινός κινητήρας της Scuderia Ferrari, αλλά ονομαζόταν Petronas λόγω χορηγίας.</w:t>
       </w:r>
-      <w:proofErr w:type="spellStart"/>
+    </w:p>
+    <w:p>
+      <w:pPr>
+        <w:spacing w:after="0" w:line="240" w:lineRule="auto"/>
+        <w:rPr>
+          <w:rFonts w:ascii="Aptos" w:eastAsia="Times New Roman" w:hAnsi="Aptos" w:cs="Times New Roman"/>
+          <w:color w:val="212121"/>
+          <w:kern w:val="0"/>
+          <w:lang w:val="el-GR" w:eastAsia="el-GR"/>
+          <w14:ligatures w14:val="none"/>
+        </w:rPr>
+      </w:pPr>
       <w:r>
         <w:rPr>
           <w:rFonts w:ascii="Aptos" w:eastAsia="Times New Roman" w:hAnsi="Aptos" w:cs="Times New Roman"/>
@@ -161,9 +232,32 @@
           <w:lang w:val="el-GR" w:eastAsia="el-GR"/>
           <w14:ligatures w14:val="none"/>
         </w:rPr>
-        <w:t>Ferrari</w:t>
+        <w:t>Ο τεχνικός διευθυντής Willy Rampf έδωσε μεγάλη έμφαση στο σταθερό setup και στη διαχείριση των ελαστικών, κάτι που βοήθησε τη Sauber να παίρνει συχνά βαθμούς.</w:t>
       </w:r>
-      <w:proofErr w:type="spellEnd"/>
+    </w:p>
+    <w:p>
+      <w:pPr>
+        <w:spacing w:after="0" w:line="240" w:lineRule="auto"/>
+        <w:rPr>
+          <w:rFonts w:ascii="Aptos" w:eastAsia="Times New Roman" w:hAnsi="Aptos" w:cs="Times New Roman"/>
+          <w:color w:val="212121"/>
+          <w:kern w:val="0"/>
+          <w:lang w:val="el-GR" w:eastAsia="el-GR"/>
+          <w14:ligatures w14:val="none"/>
+        </w:rPr>
+      </w:pPr>
+    </w:p>
+    <w:p>
+      <w:pPr>
+        <w:spacing w:after="0" w:line="240" w:lineRule="auto"/>
+        <w:rPr>
+          <w:rFonts w:ascii="Aptos" w:eastAsia="Times New Roman" w:hAnsi="Aptos" w:cs="Times New Roman"/>
+          <w:color w:val="212121"/>
+          <w:kern w:val="0"/>
+          <w:lang w:val="el-GR" w:eastAsia="el-GR"/>
+          <w14:ligatures w14:val="none"/>
+        </w:rPr>
+      </w:pPr>
       <w:r>
         <w:rPr>
           <w:rFonts w:ascii="Aptos" w:eastAsia="Times New Roman" w:hAnsi="Aptos" w:cs="Times New Roman"/>
@@ -172,7 +266,7 @@
           <w:lang w:val="el-GR" w:eastAsia="el-GR"/>
           <w14:ligatures w14:val="none"/>
         </w:rPr>
-        <w:t>.</w:t>
+        <w:t>Η C22 είχε από τα πιο «στενά» sidepods στο midfield εκείνη τη χρονιά, κάτι που έκανε το πίσω μέρος του μονοθεσίου αρκετά καθαρό αεροδυναμικά.</w:t>
       </w:r>
     </w:p>
     <w:p>
@@ -186,6 +280,18 @@
           <w14:ligatures w14:val="none"/>
         </w:rPr>
       </w:pPr>
+    </w:p>
+    <w:p>
+      <w:pPr>
+        <w:spacing w:after="0" w:line="240" w:lineRule="auto"/>
+        <w:rPr>
+          <w:rFonts w:ascii="Aptos" w:eastAsia="Times New Roman" w:hAnsi="Aptos" w:cs="Times New Roman"/>
+          <w:color w:val="212121"/>
+          <w:kern w:val="0"/>
+          <w:lang w:val="el-GR" w:eastAsia="el-GR"/>
+          <w14:ligatures w14:val="none"/>
+        </w:rPr>
+      </w:pPr>
       <w:r>
         <w:rPr>
           <w:rFonts w:ascii="Aptos" w:eastAsia="Times New Roman" w:hAnsi="Aptos" w:cs="Times New Roman"/>
@@ -194,9 +300,32 @@
           <w:lang w:val="el-GR" w:eastAsia="el-GR"/>
           <w14:ligatures w14:val="none"/>
         </w:rPr>
-        <w:t xml:space="preserve">Με οδηγούς τον </w:t>
+        <w:t>Με το τότε σύστημα βαθμών (μόνο top 8), η Sauber κατάφερε πολλες συνεχόμενες βαθμολογήσεις, κάτι που την κράτησε στη μέση του grid.</w:t>
       </w:r>
-      <w:proofErr w:type="spellStart"/>
+    </w:p>
+    <w:p>
+      <w:pPr>
+        <w:spacing w:after="0" w:line="240" w:lineRule="auto"/>
+        <w:rPr>
+          <w:rFonts w:ascii="Aptos" w:eastAsia="Times New Roman" w:hAnsi="Aptos" w:cs="Times New Roman"/>
+          <w:color w:val="212121"/>
+          <w:kern w:val="0"/>
+          <w:lang w:val="el-GR" w:eastAsia="el-GR"/>
+          <w14:ligatures w14:val="none"/>
+        </w:rPr>
+      </w:pPr>
+    </w:p>
+    <w:p>
+      <w:pPr>
+        <w:spacing w:after="0" w:line="240" w:lineRule="auto"/>
+        <w:rPr>
+          <w:rFonts w:ascii="Aptos" w:eastAsia="Times New Roman" w:hAnsi="Aptos" w:cs="Times New Roman"/>
+          <w:color w:val="212121"/>
+          <w:kern w:val="0"/>
+          <w:lang w:val="el-GR" w:eastAsia="el-GR"/>
+          <w14:ligatures w14:val="none"/>
+        </w:rPr>
+      </w:pPr>
       <w:r>
         <w:rPr>
           <w:rFonts w:ascii="Aptos" w:eastAsia="Times New Roman" w:hAnsi="Aptos" w:cs="Times New Roman"/>
@@ -205,9 +334,32 @@
           <w:lang w:val="el-GR" w:eastAsia="el-GR"/>
           <w14:ligatures w14:val="none"/>
         </w:rPr>
-        <w:t>μπαρουτοκαπνισμενο</w:t>
+        <w:t>Η σεζόν είχε μια ενδιαφέρουσα  μονομαχία μεταξύ των δύο Γερμανών οδηγών, με τον Nick Heidfeld να είναι συνήθως λίγο πιο γρήγορος στις κατατακτήριες.</w:t>
       </w:r>
-      <w:proofErr w:type="spellEnd"/>
+    </w:p>
+    <w:p>
+      <w:pPr>
+        <w:spacing w:after="0" w:line="240" w:lineRule="auto"/>
+        <w:rPr>
+          <w:rFonts w:ascii="Aptos" w:eastAsia="Times New Roman" w:hAnsi="Aptos" w:cs="Times New Roman"/>
+          <w:color w:val="212121"/>
+          <w:kern w:val="0"/>
+          <w:lang w:val="el-GR" w:eastAsia="el-GR"/>
+          <w14:ligatures w14:val="none"/>
+        </w:rPr>
+      </w:pPr>
+    </w:p>
+    <w:p>
+      <w:pPr>
+        <w:spacing w:after="0" w:line="240" w:lineRule="auto"/>
+        <w:rPr>
+          <w:rFonts w:ascii="Aptos" w:eastAsia="Times New Roman" w:hAnsi="Aptos" w:cs="Times New Roman"/>
+          <w:color w:val="212121"/>
+          <w:kern w:val="0"/>
+          <w:lang w:val="el-GR" w:eastAsia="el-GR"/>
+          <w14:ligatures w14:val="none"/>
+        </w:rPr>
+      </w:pPr>
       <w:r>
         <w:rPr>
           <w:rFonts w:ascii="Aptos" w:eastAsia="Times New Roman" w:hAnsi="Aptos" w:cs="Times New Roman"/>
@@ -216,849 +368,7 @@
           <w:lang w:val="el-GR" w:eastAsia="el-GR"/>
           <w14:ligatures w14:val="none"/>
         </w:rPr>
-        <w:t xml:space="preserve"> </w:t>
-      </w:r>
-      <w:proofErr w:type="spellStart"/>
-      <w:r>
-        <w:rPr>
-          <w:rFonts w:ascii="Aptos" w:eastAsia="Times New Roman" w:hAnsi="Aptos" w:cs="Times New Roman"/>
-          <w:color w:val="212121"/>
-          <w:kern w:val="0"/>
-          <w:lang w:val="el-GR" w:eastAsia="el-GR"/>
-          <w14:ligatures w14:val="none"/>
-        </w:rPr>
-        <w:t>Heinz-Harald</w:t>
-      </w:r>
-      <w:proofErr w:type="spellEnd"/>
-      <w:r>
-        <w:rPr>
-          <w:rFonts w:ascii="Aptos" w:eastAsia="Times New Roman" w:hAnsi="Aptos" w:cs="Times New Roman"/>
-          <w:color w:val="212121"/>
-          <w:kern w:val="0"/>
-          <w:lang w:val="el-GR" w:eastAsia="el-GR"/>
-          <w14:ligatures w14:val="none"/>
-        </w:rPr>
-        <w:t xml:space="preserve"> </w:t>
-      </w:r>
-      <w:proofErr w:type="spellStart"/>
-      <w:r>
-        <w:rPr>
-          <w:rFonts w:ascii="Aptos" w:eastAsia="Times New Roman" w:hAnsi="Aptos" w:cs="Times New Roman"/>
-          <w:color w:val="212121"/>
-          <w:kern w:val="0"/>
-          <w:lang w:val="el-GR" w:eastAsia="el-GR"/>
-          <w14:ligatures w14:val="none"/>
-        </w:rPr>
-        <w:t>Frentzen</w:t>
-      </w:r>
-      <w:proofErr w:type="spellEnd"/>
-      <w:r>
-        <w:rPr>
-          <w:rFonts w:ascii="Aptos" w:eastAsia="Times New Roman" w:hAnsi="Aptos" w:cs="Times New Roman"/>
-          <w:color w:val="212121"/>
-          <w:kern w:val="0"/>
-          <w:lang w:val="el-GR" w:eastAsia="el-GR"/>
-          <w14:ligatures w14:val="none"/>
-        </w:rPr>
-        <w:t xml:space="preserve"> και τον ταλαντούχο </w:t>
-      </w:r>
-      <w:proofErr w:type="spellStart"/>
-      <w:r>
-        <w:rPr>
-          <w:rFonts w:ascii="Aptos" w:eastAsia="Times New Roman" w:hAnsi="Aptos" w:cs="Times New Roman"/>
-          <w:color w:val="212121"/>
-          <w:kern w:val="0"/>
-          <w:lang w:val="el-GR" w:eastAsia="el-GR"/>
-          <w14:ligatures w14:val="none"/>
-        </w:rPr>
-        <w:t>Nick</w:t>
-      </w:r>
-      <w:proofErr w:type="spellEnd"/>
-      <w:r>
-        <w:rPr>
-          <w:rFonts w:ascii="Aptos" w:eastAsia="Times New Roman" w:hAnsi="Aptos" w:cs="Times New Roman"/>
-          <w:color w:val="212121"/>
-          <w:kern w:val="0"/>
-          <w:lang w:val="el-GR" w:eastAsia="el-GR"/>
-          <w14:ligatures w14:val="none"/>
-        </w:rPr>
-        <w:t xml:space="preserve"> </w:t>
-      </w:r>
-      <w:proofErr w:type="spellStart"/>
-      <w:r>
-        <w:rPr>
-          <w:rFonts w:ascii="Aptos" w:eastAsia="Times New Roman" w:hAnsi="Aptos" w:cs="Times New Roman"/>
-          <w:color w:val="212121"/>
-          <w:kern w:val="0"/>
-          <w:lang w:val="el-GR" w:eastAsia="el-GR"/>
-          <w14:ligatures w14:val="none"/>
-        </w:rPr>
-        <w:t>Heidfeld</w:t>
-      </w:r>
-      <w:proofErr w:type="spellEnd"/>
-      <w:r>
-        <w:rPr>
-          <w:rFonts w:ascii="Aptos" w:eastAsia="Times New Roman" w:hAnsi="Aptos" w:cs="Times New Roman"/>
-          <w:color w:val="212121"/>
-          <w:kern w:val="0"/>
-          <w:lang w:val="el-GR" w:eastAsia="el-GR"/>
-          <w14:ligatures w14:val="none"/>
-        </w:rPr>
-        <w:t>, έκανε μια αξιοπρεπέστατη σεζόν κατακτώντας την  6η θέση στους κατασκευαστές.</w:t>
-      </w:r>
-    </w:p>
-    <w:p>
-      <w:pPr>
-        <w:spacing w:after="0" w:line="240" w:lineRule="auto"/>
-        <w:rPr>
-          <w:rFonts w:ascii="Aptos" w:eastAsia="Times New Roman" w:hAnsi="Aptos" w:cs="Times New Roman"/>
-          <w:color w:val="212121"/>
-          <w:kern w:val="0"/>
-          <w:lang w:val="el-GR" w:eastAsia="el-GR"/>
-          <w14:ligatures w14:val="none"/>
-        </w:rPr>
-      </w:pPr>
-    </w:p>
-    <w:p>
-      <w:pPr>
-        <w:spacing w:after="0" w:line="240" w:lineRule="auto"/>
-        <w:rPr>
-          <w:rFonts w:ascii="Aptos" w:eastAsia="Times New Roman" w:hAnsi="Aptos" w:cs="Times New Roman"/>
-          <w:color w:val="212121"/>
-          <w:kern w:val="0"/>
-          <w:lang w:val="el-GR" w:eastAsia="el-GR"/>
-          <w14:ligatures w14:val="none"/>
-        </w:rPr>
-      </w:pPr>
-      <w:r>
-        <w:rPr>
-          <w:rFonts w:ascii="Aptos" w:eastAsia="Times New Roman" w:hAnsi="Aptos" w:cs="Times New Roman"/>
-          <w:color w:val="212121"/>
-          <w:kern w:val="0"/>
-          <w:lang w:val="el-GR" w:eastAsia="el-GR"/>
-          <w14:ligatures w14:val="none"/>
-        </w:rPr>
-        <w:t xml:space="preserve">Η C22 όπως λεγόταν και το μονοθέσιο είχε διπλό </w:t>
-      </w:r>
-      <w:proofErr w:type="spellStart"/>
-      <w:r>
-        <w:rPr>
-          <w:rFonts w:ascii="Aptos" w:eastAsia="Times New Roman" w:hAnsi="Aptos" w:cs="Times New Roman"/>
-          <w:color w:val="212121"/>
-          <w:kern w:val="0"/>
-          <w:lang w:val="el-GR" w:eastAsia="el-GR"/>
-          <w14:ligatures w14:val="none"/>
-        </w:rPr>
-        <w:t>keel</w:t>
-      </w:r>
-      <w:proofErr w:type="spellEnd"/>
-      <w:r>
-        <w:rPr>
-          <w:rFonts w:ascii="Aptos" w:eastAsia="Times New Roman" w:hAnsi="Aptos" w:cs="Times New Roman"/>
-          <w:color w:val="212121"/>
-          <w:kern w:val="0"/>
-          <w:lang w:val="el-GR" w:eastAsia="el-GR"/>
-          <w14:ligatures w14:val="none"/>
-        </w:rPr>
-        <w:t xml:space="preserve"> στην ανάρτηση </w:t>
-      </w:r>
-      <w:proofErr w:type="spellStart"/>
-      <w:r>
-        <w:rPr>
-          <w:rFonts w:ascii="Aptos" w:eastAsia="Times New Roman" w:hAnsi="Aptos" w:cs="Times New Roman"/>
-          <w:color w:val="212121"/>
-          <w:kern w:val="0"/>
-          <w:lang w:val="el-GR" w:eastAsia="el-GR"/>
-          <w14:ligatures w14:val="none"/>
-        </w:rPr>
-        <w:t>δλδ</w:t>
-      </w:r>
-      <w:proofErr w:type="spellEnd"/>
-      <w:r>
-        <w:rPr>
-          <w:rFonts w:ascii="Aptos" w:eastAsia="Times New Roman" w:hAnsi="Aptos" w:cs="Times New Roman"/>
-          <w:color w:val="212121"/>
-          <w:kern w:val="0"/>
-          <w:lang w:val="el-GR" w:eastAsia="el-GR"/>
-          <w14:ligatures w14:val="none"/>
-        </w:rPr>
-        <w:t xml:space="preserve"> 2 ξεχωριστούς υποστηρικτικούς άξονες στην ανάρτηση.</w:t>
-      </w:r>
-    </w:p>
-    <w:p>
-      <w:pPr>
-        <w:spacing w:after="0" w:line="240" w:lineRule="auto"/>
-        <w:rPr>
-          <w:rFonts w:ascii="Aptos" w:eastAsia="Times New Roman" w:hAnsi="Aptos" w:cs="Times New Roman"/>
-          <w:color w:val="212121"/>
-          <w:kern w:val="0"/>
-          <w:lang w:val="el-GR" w:eastAsia="el-GR"/>
-          <w14:ligatures w14:val="none"/>
-        </w:rPr>
-      </w:pPr>
-      <w:r>
-        <w:rPr>
-          <w:rFonts w:ascii="Aptos" w:eastAsia="Times New Roman" w:hAnsi="Aptos" w:cs="Times New Roman"/>
-          <w:color w:val="212121"/>
-          <w:kern w:val="0"/>
-          <w:lang w:val="el-GR" w:eastAsia="el-GR"/>
-          <w14:ligatures w14:val="none"/>
-        </w:rPr>
-        <w:t xml:space="preserve">Αυτό θεωρητικά βελτίωνε τη ροή αέρα προς το πάτωμα αλλά έκανε την ανάρτηση πιο δύσκολη στο </w:t>
-      </w:r>
-      <w:proofErr w:type="spellStart"/>
-      <w:r>
-        <w:rPr>
-          <w:rFonts w:ascii="Aptos" w:eastAsia="Times New Roman" w:hAnsi="Aptos" w:cs="Times New Roman"/>
-          <w:color w:val="212121"/>
-          <w:kern w:val="0"/>
-          <w:lang w:val="el-GR" w:eastAsia="el-GR"/>
-          <w14:ligatures w14:val="none"/>
-        </w:rPr>
-        <w:t>setup</w:t>
-      </w:r>
-      <w:proofErr w:type="spellEnd"/>
-      <w:r>
-        <w:rPr>
-          <w:rFonts w:ascii="Aptos" w:eastAsia="Times New Roman" w:hAnsi="Aptos" w:cs="Times New Roman"/>
-          <w:color w:val="212121"/>
-          <w:kern w:val="0"/>
-          <w:lang w:val="el-GR" w:eastAsia="el-GR"/>
-          <w14:ligatures w14:val="none"/>
-        </w:rPr>
-        <w:t>.</w:t>
-      </w:r>
-    </w:p>
-    <w:p>
-      <w:pPr>
-        <w:spacing w:after="0" w:line="240" w:lineRule="auto"/>
-        <w:rPr>
-          <w:rFonts w:ascii="Aptos" w:eastAsia="Times New Roman" w:hAnsi="Aptos" w:cs="Times New Roman"/>
-          <w:color w:val="212121"/>
-          <w:kern w:val="0"/>
-          <w:lang w:val="el-GR" w:eastAsia="el-GR"/>
-          <w14:ligatures w14:val="none"/>
-        </w:rPr>
-      </w:pPr>
-    </w:p>
-    <w:p>
-      <w:pPr>
-        <w:spacing w:after="0" w:line="240" w:lineRule="auto"/>
-        <w:rPr>
-          <w:rFonts w:ascii="Aptos" w:eastAsia="Times New Roman" w:hAnsi="Aptos" w:cs="Times New Roman"/>
-          <w:color w:val="212121"/>
-          <w:kern w:val="0"/>
-          <w:lang w:val="el-GR" w:eastAsia="el-GR"/>
-          <w14:ligatures w14:val="none"/>
-        </w:rPr>
-      </w:pPr>
-      <w:r>
-        <w:rPr>
-          <w:rFonts w:ascii="Aptos" w:eastAsia="Times New Roman" w:hAnsi="Aptos" w:cs="Times New Roman"/>
-          <w:color w:val="212121"/>
-          <w:kern w:val="0"/>
-          <w:lang w:val="el-GR" w:eastAsia="el-GR"/>
-          <w14:ligatures w14:val="none"/>
-        </w:rPr>
-        <w:t xml:space="preserve">Ο κινητήρας  του </w:t>
-      </w:r>
-      <w:proofErr w:type="spellStart"/>
-      <w:r>
-        <w:rPr>
-          <w:rFonts w:ascii="Aptos" w:eastAsia="Times New Roman" w:hAnsi="Aptos" w:cs="Times New Roman"/>
-          <w:color w:val="212121"/>
-          <w:kern w:val="0"/>
-          <w:lang w:val="el-GR" w:eastAsia="el-GR"/>
-          <w14:ligatures w14:val="none"/>
-        </w:rPr>
-        <w:t>μονοθεσίου</w:t>
-      </w:r>
-      <w:proofErr w:type="spellEnd"/>
-      <w:r>
-        <w:rPr>
-          <w:rFonts w:ascii="Aptos" w:eastAsia="Times New Roman" w:hAnsi="Aptos" w:cs="Times New Roman"/>
-          <w:color w:val="212121"/>
-          <w:kern w:val="0"/>
-          <w:lang w:val="el-GR" w:eastAsia="el-GR"/>
-          <w14:ligatures w14:val="none"/>
-        </w:rPr>
-        <w:t xml:space="preserve"> ήταν ουσιαστικά ο περσινός κινητήρας της </w:t>
-      </w:r>
-      <w:proofErr w:type="spellStart"/>
-      <w:r>
-        <w:rPr>
-          <w:rFonts w:ascii="Aptos" w:eastAsia="Times New Roman" w:hAnsi="Aptos" w:cs="Times New Roman"/>
-          <w:color w:val="212121"/>
-          <w:kern w:val="0"/>
-          <w:lang w:val="el-GR" w:eastAsia="el-GR"/>
-          <w14:ligatures w14:val="none"/>
-        </w:rPr>
-        <w:t>Scuderia</w:t>
-      </w:r>
-      <w:proofErr w:type="spellEnd"/>
-      <w:r>
-        <w:rPr>
-          <w:rFonts w:ascii="Aptos" w:eastAsia="Times New Roman" w:hAnsi="Aptos" w:cs="Times New Roman"/>
-          <w:color w:val="212121"/>
-          <w:kern w:val="0"/>
-          <w:lang w:val="el-GR" w:eastAsia="el-GR"/>
-          <w14:ligatures w14:val="none"/>
-        </w:rPr>
-        <w:t xml:space="preserve"> </w:t>
-      </w:r>
-      <w:proofErr w:type="spellStart"/>
-      <w:r>
-        <w:rPr>
-          <w:rFonts w:ascii="Aptos" w:eastAsia="Times New Roman" w:hAnsi="Aptos" w:cs="Times New Roman"/>
-          <w:color w:val="212121"/>
-          <w:kern w:val="0"/>
-          <w:lang w:val="el-GR" w:eastAsia="el-GR"/>
-          <w14:ligatures w14:val="none"/>
-        </w:rPr>
-        <w:t>Ferrari</w:t>
-      </w:r>
-      <w:proofErr w:type="spellEnd"/>
-      <w:r>
-        <w:rPr>
-          <w:rFonts w:ascii="Aptos" w:eastAsia="Times New Roman" w:hAnsi="Aptos" w:cs="Times New Roman"/>
-          <w:color w:val="212121"/>
-          <w:kern w:val="0"/>
-          <w:lang w:val="el-GR" w:eastAsia="el-GR"/>
-          <w14:ligatures w14:val="none"/>
-        </w:rPr>
-        <w:t xml:space="preserve">, αλλά ονομαζόταν </w:t>
-      </w:r>
-      <w:proofErr w:type="spellStart"/>
-      <w:r>
-        <w:rPr>
-          <w:rFonts w:ascii="Aptos" w:eastAsia="Times New Roman" w:hAnsi="Aptos" w:cs="Times New Roman"/>
-          <w:color w:val="212121"/>
-          <w:kern w:val="0"/>
-          <w:lang w:val="el-GR" w:eastAsia="el-GR"/>
-          <w14:ligatures w14:val="none"/>
-        </w:rPr>
-        <w:t>Petronas</w:t>
-      </w:r>
-      <w:proofErr w:type="spellEnd"/>
-      <w:r>
-        <w:rPr>
-          <w:rFonts w:ascii="Aptos" w:eastAsia="Times New Roman" w:hAnsi="Aptos" w:cs="Times New Roman"/>
-          <w:color w:val="212121"/>
-          <w:kern w:val="0"/>
-          <w:lang w:val="el-GR" w:eastAsia="el-GR"/>
-          <w14:ligatures w14:val="none"/>
-        </w:rPr>
-        <w:t xml:space="preserve"> λόγω χορηγίας.</w:t>
-      </w:r>
-    </w:p>
-    <w:p>
-      <w:pPr>
-        <w:spacing w:after="0" w:line="240" w:lineRule="auto"/>
-        <w:rPr>
-          <w:rFonts w:ascii="Aptos" w:eastAsia="Times New Roman" w:hAnsi="Aptos" w:cs="Times New Roman"/>
-          <w:color w:val="212121"/>
-          <w:kern w:val="0"/>
-          <w:lang w:val="el-GR" w:eastAsia="el-GR"/>
-          <w14:ligatures w14:val="none"/>
-        </w:rPr>
-      </w:pPr>
-      <w:r>
-        <w:rPr>
-          <w:rFonts w:ascii="Aptos" w:eastAsia="Times New Roman" w:hAnsi="Aptos" w:cs="Times New Roman"/>
-          <w:color w:val="212121"/>
-          <w:kern w:val="0"/>
-          <w:lang w:val="el-GR" w:eastAsia="el-GR"/>
-          <w14:ligatures w14:val="none"/>
-        </w:rPr>
-        <w:t xml:space="preserve">Ο τεχνικός διευθυντής </w:t>
-      </w:r>
-      <w:proofErr w:type="spellStart"/>
-      <w:r>
-        <w:rPr>
-          <w:rFonts w:ascii="Aptos" w:eastAsia="Times New Roman" w:hAnsi="Aptos" w:cs="Times New Roman"/>
-          <w:color w:val="212121"/>
-          <w:kern w:val="0"/>
-          <w:lang w:val="el-GR" w:eastAsia="el-GR"/>
-          <w14:ligatures w14:val="none"/>
-        </w:rPr>
-        <w:t>Willy</w:t>
-      </w:r>
-      <w:proofErr w:type="spellEnd"/>
-      <w:r>
-        <w:rPr>
-          <w:rFonts w:ascii="Aptos" w:eastAsia="Times New Roman" w:hAnsi="Aptos" w:cs="Times New Roman"/>
-          <w:color w:val="212121"/>
-          <w:kern w:val="0"/>
-          <w:lang w:val="el-GR" w:eastAsia="el-GR"/>
-          <w14:ligatures w14:val="none"/>
-        </w:rPr>
-        <w:t xml:space="preserve"> </w:t>
-      </w:r>
-      <w:proofErr w:type="spellStart"/>
-      <w:r>
-        <w:rPr>
-          <w:rFonts w:ascii="Aptos" w:eastAsia="Times New Roman" w:hAnsi="Aptos" w:cs="Times New Roman"/>
-          <w:color w:val="212121"/>
-          <w:kern w:val="0"/>
-          <w:lang w:val="el-GR" w:eastAsia="el-GR"/>
-          <w14:ligatures w14:val="none"/>
-        </w:rPr>
-        <w:t>Rampf</w:t>
-      </w:r>
-      <w:proofErr w:type="spellEnd"/>
-      <w:r>
-        <w:rPr>
-          <w:rFonts w:ascii="Aptos" w:eastAsia="Times New Roman" w:hAnsi="Aptos" w:cs="Times New Roman"/>
-          <w:color w:val="212121"/>
-          <w:kern w:val="0"/>
-          <w:lang w:val="el-GR" w:eastAsia="el-GR"/>
-          <w14:ligatures w14:val="none"/>
-        </w:rPr>
-        <w:t xml:space="preserve"> έδωσε μεγάλη έμφαση στο σταθερό </w:t>
-      </w:r>
-      <w:proofErr w:type="spellStart"/>
-      <w:r>
-        <w:rPr>
-          <w:rFonts w:ascii="Aptos" w:eastAsia="Times New Roman" w:hAnsi="Aptos" w:cs="Times New Roman"/>
-          <w:color w:val="212121"/>
-          <w:kern w:val="0"/>
-          <w:lang w:val="el-GR" w:eastAsia="el-GR"/>
-          <w14:ligatures w14:val="none"/>
-        </w:rPr>
-        <w:t>setup</w:t>
-      </w:r>
-      <w:proofErr w:type="spellEnd"/>
-      <w:r>
-        <w:rPr>
-          <w:rFonts w:ascii="Aptos" w:eastAsia="Times New Roman" w:hAnsi="Aptos" w:cs="Times New Roman"/>
-          <w:color w:val="212121"/>
-          <w:kern w:val="0"/>
-          <w:lang w:val="el-GR" w:eastAsia="el-GR"/>
-          <w14:ligatures w14:val="none"/>
-        </w:rPr>
-        <w:t xml:space="preserve"> και στη διαχείριση των ελαστικών, κάτι που βοήθησε τη </w:t>
-      </w:r>
-      <w:proofErr w:type="spellStart"/>
-      <w:r>
-        <w:rPr>
-          <w:rFonts w:ascii="Aptos" w:eastAsia="Times New Roman" w:hAnsi="Aptos" w:cs="Times New Roman"/>
-          <w:color w:val="212121"/>
-          <w:kern w:val="0"/>
-          <w:lang w:val="el-GR" w:eastAsia="el-GR"/>
-          <w14:ligatures w14:val="none"/>
-        </w:rPr>
-        <w:t>Sauber</w:t>
-      </w:r>
-      <w:proofErr w:type="spellEnd"/>
-      <w:r>
-        <w:rPr>
-          <w:rFonts w:ascii="Aptos" w:eastAsia="Times New Roman" w:hAnsi="Aptos" w:cs="Times New Roman"/>
-          <w:color w:val="212121"/>
-          <w:kern w:val="0"/>
-          <w:lang w:val="el-GR" w:eastAsia="el-GR"/>
-          <w14:ligatures w14:val="none"/>
-        </w:rPr>
-        <w:t xml:space="preserve"> να παίρνει συχνά βαθμούς.</w:t>
-      </w:r>
-    </w:p>
-    <w:p>
-      <w:pPr>
-        <w:spacing w:after="0" w:line="240" w:lineRule="auto"/>
-        <w:rPr>
-          <w:rFonts w:ascii="Aptos" w:eastAsia="Times New Roman" w:hAnsi="Aptos" w:cs="Times New Roman"/>
-          <w:color w:val="212121"/>
-          <w:kern w:val="0"/>
-          <w:lang w:val="el-GR" w:eastAsia="el-GR"/>
-          <w14:ligatures w14:val="none"/>
-        </w:rPr>
-      </w:pPr>
-    </w:p>
-    <w:p>
-      <w:pPr>
-        <w:spacing w:after="0" w:line="240" w:lineRule="auto"/>
-        <w:rPr>
-          <w:rFonts w:ascii="Aptos" w:eastAsia="Times New Roman" w:hAnsi="Aptos" w:cs="Times New Roman"/>
-          <w:color w:val="212121"/>
-          <w:kern w:val="0"/>
-          <w:lang w:val="el-GR" w:eastAsia="el-GR"/>
-          <w14:ligatures w14:val="none"/>
-        </w:rPr>
-      </w:pPr>
-      <w:r>
-        <w:rPr>
-          <w:rFonts w:ascii="Aptos" w:eastAsia="Times New Roman" w:hAnsi="Aptos" w:cs="Times New Roman"/>
-          <w:color w:val="212121"/>
-          <w:kern w:val="0"/>
-          <w:lang w:val="el-GR" w:eastAsia="el-GR"/>
-          <w14:ligatures w14:val="none"/>
-        </w:rPr>
-        <w:t xml:space="preserve">Η C22 είχε από τα πιο «στενά» </w:t>
-      </w:r>
-      <w:proofErr w:type="spellStart"/>
-      <w:r>
-        <w:rPr>
-          <w:rFonts w:ascii="Aptos" w:eastAsia="Times New Roman" w:hAnsi="Aptos" w:cs="Times New Roman"/>
-          <w:color w:val="212121"/>
-          <w:kern w:val="0"/>
-          <w:lang w:val="el-GR" w:eastAsia="el-GR"/>
-          <w14:ligatures w14:val="none"/>
-        </w:rPr>
-        <w:t>sidepods</w:t>
-      </w:r>
-      <w:proofErr w:type="spellEnd"/>
-      <w:r>
-        <w:rPr>
-          <w:rFonts w:ascii="Aptos" w:eastAsia="Times New Roman" w:hAnsi="Aptos" w:cs="Times New Roman"/>
-          <w:color w:val="212121"/>
-          <w:kern w:val="0"/>
-          <w:lang w:val="el-GR" w:eastAsia="el-GR"/>
-          <w14:ligatures w14:val="none"/>
-        </w:rPr>
-        <w:t xml:space="preserve"> στο </w:t>
-      </w:r>
-      <w:proofErr w:type="spellStart"/>
-      <w:r>
-        <w:rPr>
-          <w:rFonts w:ascii="Aptos" w:eastAsia="Times New Roman" w:hAnsi="Aptos" w:cs="Times New Roman"/>
-          <w:color w:val="212121"/>
-          <w:kern w:val="0"/>
-          <w:lang w:val="el-GR" w:eastAsia="el-GR"/>
-          <w14:ligatures w14:val="none"/>
-        </w:rPr>
-        <w:t>midfield</w:t>
-      </w:r>
-      <w:proofErr w:type="spellEnd"/>
-      <w:r>
-        <w:rPr>
-          <w:rFonts w:ascii="Aptos" w:eastAsia="Times New Roman" w:hAnsi="Aptos" w:cs="Times New Roman"/>
-          <w:color w:val="212121"/>
-          <w:kern w:val="0"/>
-          <w:lang w:val="el-GR" w:eastAsia="el-GR"/>
-          <w14:ligatures w14:val="none"/>
-        </w:rPr>
-        <w:t xml:space="preserve"> εκείνη τη χρονιά, κάτι που έκανε το πίσω μέρος του </w:t>
-      </w:r>
-      <w:proofErr w:type="spellStart"/>
-      <w:r>
-        <w:rPr>
-          <w:rFonts w:ascii="Aptos" w:eastAsia="Times New Roman" w:hAnsi="Aptos" w:cs="Times New Roman"/>
-          <w:color w:val="212121"/>
-          <w:kern w:val="0"/>
-          <w:lang w:val="el-GR" w:eastAsia="el-GR"/>
-          <w14:ligatures w14:val="none"/>
-        </w:rPr>
-        <w:t>μονοθεσίου</w:t>
-      </w:r>
-      <w:proofErr w:type="spellEnd"/>
-      <w:r>
-        <w:rPr>
-          <w:rFonts w:ascii="Aptos" w:eastAsia="Times New Roman" w:hAnsi="Aptos" w:cs="Times New Roman"/>
-          <w:color w:val="212121"/>
-          <w:kern w:val="0"/>
-          <w:lang w:val="el-GR" w:eastAsia="el-GR"/>
-          <w14:ligatures w14:val="none"/>
-        </w:rPr>
-        <w:t xml:space="preserve"> αρκετά καθαρό αεροδυναμικά.</w:t>
-      </w:r>
-    </w:p>
-    <w:p>
-      <w:pPr>
-        <w:spacing w:after="0" w:line="240" w:lineRule="auto"/>
-        <w:rPr>
-          <w:rFonts w:ascii="Aptos" w:eastAsia="Times New Roman" w:hAnsi="Aptos" w:cs="Times New Roman"/>
-          <w:color w:val="212121"/>
-          <w:kern w:val="0"/>
-          <w:lang w:val="el-GR" w:eastAsia="el-GR"/>
-          <w14:ligatures w14:val="none"/>
-        </w:rPr>
-      </w:pPr>
-    </w:p>
-    <w:p>
-      <w:pPr>
-        <w:spacing w:after="0" w:line="240" w:lineRule="auto"/>
-        <w:rPr>
-          <w:rFonts w:ascii="Aptos" w:eastAsia="Times New Roman" w:hAnsi="Aptos" w:cs="Times New Roman"/>
-          <w:color w:val="212121"/>
-          <w:kern w:val="0"/>
-          <w:lang w:val="el-GR" w:eastAsia="el-GR"/>
-          <w14:ligatures w14:val="none"/>
-        </w:rPr>
-      </w:pPr>
-      <w:r>
-        <w:rPr>
-          <w:rFonts w:ascii="Aptos" w:eastAsia="Times New Roman" w:hAnsi="Aptos" w:cs="Times New Roman"/>
-          <w:color w:val="212121"/>
-          <w:kern w:val="0"/>
-          <w:lang w:val="el-GR" w:eastAsia="el-GR"/>
-          <w14:ligatures w14:val="none"/>
-        </w:rPr>
-        <w:t xml:space="preserve">Με το τότε σύστημα βαθμών (μόνο </w:t>
-      </w:r>
-      <w:proofErr w:type="spellStart"/>
-      <w:r>
-        <w:rPr>
-          <w:rFonts w:ascii="Aptos" w:eastAsia="Times New Roman" w:hAnsi="Aptos" w:cs="Times New Roman"/>
-          <w:color w:val="212121"/>
-          <w:kern w:val="0"/>
-          <w:lang w:val="el-GR" w:eastAsia="el-GR"/>
-          <w14:ligatures w14:val="none"/>
-        </w:rPr>
-        <w:t>top</w:t>
-      </w:r>
-      <w:proofErr w:type="spellEnd"/>
-      <w:r>
-        <w:rPr>
-          <w:rFonts w:ascii="Aptos" w:eastAsia="Times New Roman" w:hAnsi="Aptos" w:cs="Times New Roman"/>
-          <w:color w:val="212121"/>
-          <w:kern w:val="0"/>
-          <w:lang w:val="el-GR" w:eastAsia="el-GR"/>
-          <w14:ligatures w14:val="none"/>
-        </w:rPr>
-        <w:t xml:space="preserve"> 8), η </w:t>
-      </w:r>
-      <w:proofErr w:type="spellStart"/>
-      <w:r>
-        <w:rPr>
-          <w:rFonts w:ascii="Aptos" w:eastAsia="Times New Roman" w:hAnsi="Aptos" w:cs="Times New Roman"/>
-          <w:color w:val="212121"/>
-          <w:kern w:val="0"/>
-          <w:lang w:val="el-GR" w:eastAsia="el-GR"/>
-          <w14:ligatures w14:val="none"/>
-        </w:rPr>
-        <w:t>Sauber</w:t>
-      </w:r>
-      <w:proofErr w:type="spellEnd"/>
-      <w:r>
-        <w:rPr>
-          <w:rFonts w:ascii="Aptos" w:eastAsia="Times New Roman" w:hAnsi="Aptos" w:cs="Times New Roman"/>
-          <w:color w:val="212121"/>
-          <w:kern w:val="0"/>
-          <w:lang w:val="el-GR" w:eastAsia="el-GR"/>
-          <w14:ligatures w14:val="none"/>
-        </w:rPr>
-        <w:t xml:space="preserve"> κατάφερε </w:t>
-      </w:r>
-      <w:proofErr w:type="spellStart"/>
-      <w:r>
-        <w:rPr>
-          <w:rFonts w:ascii="Aptos" w:eastAsia="Times New Roman" w:hAnsi="Aptos" w:cs="Times New Roman"/>
-          <w:color w:val="212121"/>
-          <w:kern w:val="0"/>
-          <w:lang w:val="el-GR" w:eastAsia="el-GR"/>
-          <w14:ligatures w14:val="none"/>
-        </w:rPr>
-        <w:t>πολλες</w:t>
-      </w:r>
-      <w:proofErr w:type="spellEnd"/>
-      <w:r>
-        <w:rPr>
-          <w:rFonts w:ascii="Aptos" w:eastAsia="Times New Roman" w:hAnsi="Aptos" w:cs="Times New Roman"/>
-          <w:color w:val="212121"/>
-          <w:kern w:val="0"/>
-          <w:lang w:val="el-GR" w:eastAsia="el-GR"/>
-          <w14:ligatures w14:val="none"/>
-        </w:rPr>
-        <w:t xml:space="preserve"> συνεχόμενες βαθμολογήσεις, κάτι που την κράτησε στη μέση του </w:t>
-      </w:r>
-      <w:proofErr w:type="spellStart"/>
-      <w:r>
-        <w:rPr>
-          <w:rFonts w:ascii="Aptos" w:eastAsia="Times New Roman" w:hAnsi="Aptos" w:cs="Times New Roman"/>
-          <w:color w:val="212121"/>
-          <w:kern w:val="0"/>
-          <w:lang w:val="el-GR" w:eastAsia="el-GR"/>
-          <w14:ligatures w14:val="none"/>
-        </w:rPr>
-        <w:t>grid</w:t>
-      </w:r>
-      <w:proofErr w:type="spellEnd"/>
-      <w:r>
-        <w:rPr>
-          <w:rFonts w:ascii="Aptos" w:eastAsia="Times New Roman" w:hAnsi="Aptos" w:cs="Times New Roman"/>
-          <w:color w:val="212121"/>
-          <w:kern w:val="0"/>
-          <w:lang w:val="el-GR" w:eastAsia="el-GR"/>
-          <w14:ligatures w14:val="none"/>
-        </w:rPr>
-        <w:t>.</w:t>
-      </w:r>
-    </w:p>
-    <w:p>
-      <w:pPr>
-        <w:spacing w:after="0" w:line="240" w:lineRule="auto"/>
-        <w:rPr>
-          <w:rFonts w:ascii="Aptos" w:eastAsia="Times New Roman" w:hAnsi="Aptos" w:cs="Times New Roman"/>
-          <w:color w:val="212121"/>
-          <w:kern w:val="0"/>
-          <w:lang w:val="el-GR" w:eastAsia="el-GR"/>
-          <w14:ligatures w14:val="none"/>
-        </w:rPr>
-      </w:pPr>
-    </w:p>
-    <w:p>
-      <w:pPr>
-        <w:spacing w:after="0" w:line="240" w:lineRule="auto"/>
-        <w:rPr>
-          <w:rFonts w:ascii="Aptos" w:eastAsia="Times New Roman" w:hAnsi="Aptos" w:cs="Times New Roman"/>
-          <w:color w:val="212121"/>
-          <w:kern w:val="0"/>
-          <w:lang w:val="el-GR" w:eastAsia="el-GR"/>
-          <w14:ligatures w14:val="none"/>
-        </w:rPr>
-      </w:pPr>
-      <w:r>
-        <w:rPr>
-          <w:rFonts w:ascii="Aptos" w:eastAsia="Times New Roman" w:hAnsi="Aptos" w:cs="Times New Roman"/>
-          <w:color w:val="212121"/>
-          <w:kern w:val="0"/>
-          <w:lang w:val="el-GR" w:eastAsia="el-GR"/>
-          <w14:ligatures w14:val="none"/>
-        </w:rPr>
-        <w:t xml:space="preserve">Η σεζόν είχε μια ενδιαφέρουσα  μονομαχία μεταξύ των δύο Γερμανών οδηγών, με τον </w:t>
-      </w:r>
-      <w:proofErr w:type="spellStart"/>
-      <w:r>
-        <w:rPr>
-          <w:rFonts w:ascii="Aptos" w:eastAsia="Times New Roman" w:hAnsi="Aptos" w:cs="Times New Roman"/>
-          <w:color w:val="212121"/>
-          <w:kern w:val="0"/>
-          <w:lang w:val="el-GR" w:eastAsia="el-GR"/>
-          <w14:ligatures w14:val="none"/>
-        </w:rPr>
-        <w:t>Nick</w:t>
-      </w:r>
-      <w:proofErr w:type="spellEnd"/>
-      <w:r>
-        <w:rPr>
-          <w:rFonts w:ascii="Aptos" w:eastAsia="Times New Roman" w:hAnsi="Aptos" w:cs="Times New Roman"/>
-          <w:color w:val="212121"/>
-          <w:kern w:val="0"/>
-          <w:lang w:val="el-GR" w:eastAsia="el-GR"/>
-          <w14:ligatures w14:val="none"/>
-        </w:rPr>
-        <w:t xml:space="preserve"> </w:t>
-      </w:r>
-      <w:proofErr w:type="spellStart"/>
-      <w:r>
-        <w:rPr>
-          <w:rFonts w:ascii="Aptos" w:eastAsia="Times New Roman" w:hAnsi="Aptos" w:cs="Times New Roman"/>
-          <w:color w:val="212121"/>
-          <w:kern w:val="0"/>
-          <w:lang w:val="el-GR" w:eastAsia="el-GR"/>
-          <w14:ligatures w14:val="none"/>
-        </w:rPr>
-        <w:t>Heidfeld</w:t>
-      </w:r>
-      <w:proofErr w:type="spellEnd"/>
-      <w:r>
-        <w:rPr>
-          <w:rFonts w:ascii="Aptos" w:eastAsia="Times New Roman" w:hAnsi="Aptos" w:cs="Times New Roman"/>
-          <w:color w:val="212121"/>
-          <w:kern w:val="0"/>
-          <w:lang w:val="el-GR" w:eastAsia="el-GR"/>
-          <w14:ligatures w14:val="none"/>
-        </w:rPr>
-        <w:t xml:space="preserve"> να είναι συνήθως λίγο πιο γρήγορος στις κατατακτήριες.</w:t>
-      </w:r>
-    </w:p>
-    <w:p>
-      <w:pPr>
-        <w:spacing w:after="0" w:line="240" w:lineRule="auto"/>
-        <w:rPr>
-          <w:rFonts w:ascii="Aptos" w:eastAsia="Times New Roman" w:hAnsi="Aptos" w:cs="Times New Roman"/>
-          <w:color w:val="212121"/>
-          <w:kern w:val="0"/>
-          <w:lang w:val="el-GR" w:eastAsia="el-GR"/>
-          <w14:ligatures w14:val="none"/>
-        </w:rPr>
-      </w:pPr>
-    </w:p>
-    <w:p>
-      <w:pPr>
-        <w:spacing w:after="0" w:line="240" w:lineRule="auto"/>
-        <w:rPr>
-          <w:rFonts w:ascii="Aptos" w:eastAsia="Times New Roman" w:hAnsi="Aptos" w:cs="Times New Roman"/>
-          <w:color w:val="212121"/>
-          <w:kern w:val="0"/>
-          <w:lang w:val="el-GR" w:eastAsia="el-GR"/>
-          <w14:ligatures w14:val="none"/>
-        </w:rPr>
-      </w:pPr>
-      <w:r>
-        <w:rPr>
-          <w:rFonts w:ascii="Aptos" w:eastAsia="Times New Roman" w:hAnsi="Aptos" w:cs="Times New Roman"/>
-          <w:color w:val="212121"/>
-          <w:kern w:val="0"/>
-          <w:lang w:val="el-GR" w:eastAsia="el-GR"/>
-          <w14:ligatures w14:val="none"/>
-        </w:rPr>
-        <w:t xml:space="preserve">Η C22 ήταν μέρος της εποχής πριν η </w:t>
-      </w:r>
-      <w:proofErr w:type="spellStart"/>
-      <w:r>
-        <w:rPr>
-          <w:rFonts w:ascii="Aptos" w:eastAsia="Times New Roman" w:hAnsi="Aptos" w:cs="Times New Roman"/>
-          <w:color w:val="212121"/>
-          <w:kern w:val="0"/>
-          <w:lang w:val="el-GR" w:eastAsia="el-GR"/>
-          <w14:ligatures w14:val="none"/>
-        </w:rPr>
-        <w:t>Sauber</w:t>
-      </w:r>
-      <w:proofErr w:type="spellEnd"/>
-      <w:r>
-        <w:rPr>
-          <w:rFonts w:ascii="Aptos" w:eastAsia="Times New Roman" w:hAnsi="Aptos" w:cs="Times New Roman"/>
-          <w:color w:val="212121"/>
-          <w:kern w:val="0"/>
-          <w:lang w:val="el-GR" w:eastAsia="el-GR"/>
-          <w14:ligatures w14:val="none"/>
-        </w:rPr>
-        <w:t xml:space="preserve"> αγοραστεί από τη BMW το 2005, που οδήγησε στη δημιουργία της ομάδας  υπέροχης </w:t>
-      </w:r>
-      <w:proofErr w:type="spellStart"/>
-      <w:r>
-        <w:rPr>
-          <w:rFonts w:ascii="Aptos" w:eastAsia="Times New Roman" w:hAnsi="Aptos" w:cs="Times New Roman"/>
-          <w:color w:val="212121"/>
-          <w:kern w:val="0"/>
-          <w:lang w:val="el-GR" w:eastAsia="el-GR"/>
-          <w14:ligatures w14:val="none"/>
-        </w:rPr>
-        <w:t>ομαδας</w:t>
-      </w:r>
-      <w:proofErr w:type="spellEnd"/>
-      <w:r>
-        <w:rPr>
-          <w:rFonts w:ascii="Aptos" w:eastAsia="Times New Roman" w:hAnsi="Aptos" w:cs="Times New Roman"/>
-          <w:color w:val="212121"/>
-          <w:kern w:val="0"/>
-          <w:lang w:val="el-GR" w:eastAsia="el-GR"/>
-          <w14:ligatures w14:val="none"/>
-        </w:rPr>
-        <w:t xml:space="preserve"> BMW </w:t>
-      </w:r>
-      <w:proofErr w:type="spellStart"/>
-      <w:r>
-        <w:rPr>
-          <w:rFonts w:ascii="Aptos" w:eastAsia="Times New Roman" w:hAnsi="Aptos" w:cs="Times New Roman"/>
-          <w:color w:val="212121"/>
-          <w:kern w:val="0"/>
-          <w:lang w:val="el-GR" w:eastAsia="el-GR"/>
-          <w14:ligatures w14:val="none"/>
-        </w:rPr>
-        <w:t>Sauber</w:t>
-      </w:r>
-      <w:proofErr w:type="spellEnd"/>
-      <w:r>
-        <w:rPr>
-          <w:rFonts w:ascii="Aptos" w:eastAsia="Times New Roman" w:hAnsi="Aptos" w:cs="Times New Roman"/>
-          <w:color w:val="212121"/>
-          <w:kern w:val="0"/>
-          <w:lang w:val="el-GR" w:eastAsia="el-GR"/>
-          <w14:ligatures w14:val="none"/>
-        </w:rPr>
-        <w:t>.</w:t>
+        <w:t>Η C22 ήταν μέρος της εποχής πριν η Sauber αγοραστεί από τη BMW το 2005, που οδήγησε στη δημιουργία της ομάδας  υπέροχης ομαδας BMW Sauber.</w:t>
       </w:r>
     </w:p>
     <w:p>
